--- a/src/y2/s1/univ_homeworks/Homework4_sol.docx
+++ b/src/y2/s1/univ_homeworks/Homework4_sol.docx
@@ -8,9 +8,25 @@
         <w:jc w:val="both"/>
         <w:rPr>
           <w:rFonts w:asciiTheme="majorBidi" w:hAnsiTheme="majorBidi" w:cstheme="majorBidi"/>
+          <w:b/>
+          <w:bCs/>
+          <w:i/>
+          <w:iCs/>
           <w:lang w:val="en-US"/>
         </w:rPr>
       </w:pPr>
+    </w:p>
+    <w:p>
+      <w:pPr>
+        <w:pStyle w:val="6"/>
+        <w:jc w:val="both"/>
+        <w:rPr>
+          <w:rFonts w:asciiTheme="majorBidi" w:hAnsiTheme="majorBidi" w:cstheme="majorBidi"/>
+          <w:lang w:val="en-US"/>
+        </w:rPr>
+      </w:pPr>
+      <w:bookmarkStart w:id="0" w:name="_GoBack"/>
+      <w:bookmarkEnd w:id="0"/>
       <w:r>
         <w:rPr>
           <w:rFonts w:asciiTheme="majorBidi" w:hAnsiTheme="majorBidi" w:cstheme="majorBidi"/>
@@ -6601,6 +6617,14 @@
             </w:tblGrid>
             <w:tr>
               <w:tblPrEx>
+                <w:tblBorders>
+                  <w:top w:val="single" w:color="auto" w:sz="4" w:space="0"/>
+                  <w:left w:val="single" w:color="auto" w:sz="4" w:space="0"/>
+                  <w:bottom w:val="single" w:color="auto" w:sz="4" w:space="0"/>
+                  <w:right w:val="single" w:color="auto" w:sz="4" w:space="0"/>
+                  <w:insideH w:val="single" w:color="auto" w:sz="4" w:space="0"/>
+                  <w:insideV w:val="single" w:color="auto" w:sz="4" w:space="0"/>
+                </w:tblBorders>
                 <w:tblCellMar>
                   <w:top w:w="0" w:type="dxa"/>
                   <w:left w:w="108" w:type="dxa"/>
@@ -10778,6 +10802,12 @@
           <w:lang w:val="en-US"/>
         </w:rPr>
         <w:tab/>
+      </w:r>
+      <w:r>
+        <w:rPr>
+          <w:rFonts w:hint="default" w:asciiTheme="majorBidi" w:hAnsiTheme="majorBidi" w:cstheme="majorBidi"/>
+          <w:lang w:val="en-US"/>
+        </w:rPr>
         <w:t>= x`(yz)`</w:t>
       </w:r>
     </w:p>
@@ -10796,6 +10826,12 @@
           <w:lang w:val="en-US"/>
         </w:rPr>
         <w:tab/>
+      </w:r>
+      <w:r>
+        <w:rPr>
+          <w:rFonts w:hint="default" w:asciiTheme="majorBidi" w:hAnsiTheme="majorBidi" w:cstheme="majorBidi"/>
+          <w:lang w:val="en-US"/>
+        </w:rPr>
         <w:t>= x`(y`+z`)</w:t>
       </w:r>
     </w:p>
@@ -10814,6 +10850,12 @@
           <w:lang w:val="en-US"/>
         </w:rPr>
         <w:tab/>
+      </w:r>
+      <w:r>
+        <w:rPr>
+          <w:rFonts w:hint="default" w:asciiTheme="majorBidi" w:hAnsiTheme="majorBidi" w:cstheme="majorBidi"/>
+          <w:lang w:val="en-US"/>
+        </w:rPr>
         <w:t>= x`y`+x`z`</w:t>
       </w:r>
     </w:p>
@@ -10873,6 +10915,12 @@
           <w:lang w:val="en-US"/>
         </w:rPr>
         <w:tab/>
+      </w:r>
+      <w:r>
+        <w:rPr>
+          <w:rFonts w:hint="default" w:asciiTheme="majorBidi" w:hAnsiTheme="majorBidi" w:cstheme="majorBidi"/>
+          <w:lang w:val="en-US"/>
+        </w:rPr>
         <w:t>= (x+yz).x`.(y`+z`)</w:t>
       </w:r>
     </w:p>
@@ -10891,6 +10939,12 @@
           <w:lang w:val="en-US"/>
         </w:rPr>
         <w:tab/>
+      </w:r>
+      <w:r>
+        <w:rPr>
+          <w:rFonts w:hint="default" w:asciiTheme="majorBidi" w:hAnsiTheme="majorBidi" w:cstheme="majorBidi"/>
+          <w:lang w:val="en-US"/>
+        </w:rPr>
         <w:t>= (x`x+x`yz)(y`+z`)</w:t>
       </w:r>
     </w:p>
@@ -10909,6 +10963,12 @@
           <w:lang w:val="en-US"/>
         </w:rPr>
         <w:tab/>
+      </w:r>
+      <w:r>
+        <w:rPr>
+          <w:rFonts w:hint="default" w:asciiTheme="majorBidi" w:hAnsiTheme="majorBidi" w:cstheme="majorBidi"/>
+          <w:lang w:val="en-US"/>
+        </w:rPr>
         <w:t>= (0+x`yz)(y`+z`)</w:t>
       </w:r>
     </w:p>
@@ -10927,6 +10987,12 @@
           <w:lang w:val="en-US"/>
         </w:rPr>
         <w:tab/>
+      </w:r>
+      <w:r>
+        <w:rPr>
+          <w:rFonts w:hint="default" w:asciiTheme="majorBidi" w:hAnsiTheme="majorBidi" w:cstheme="majorBidi"/>
+          <w:lang w:val="en-US"/>
+        </w:rPr>
         <w:t>= x`yz(y`+z`)</w:t>
       </w:r>
     </w:p>
@@ -10945,6 +11011,12 @@
           <w:lang w:val="en-US"/>
         </w:rPr>
         <w:tab/>
+      </w:r>
+      <w:r>
+        <w:rPr>
+          <w:rFonts w:hint="default" w:asciiTheme="majorBidi" w:hAnsiTheme="majorBidi" w:cstheme="majorBidi"/>
+          <w:lang w:val="en-US"/>
+        </w:rPr>
         <w:t>= x`yzy`+x`yzz`</w:t>
       </w:r>
     </w:p>
@@ -10963,6 +11035,12 @@
           <w:lang w:val="en-US"/>
         </w:rPr>
         <w:tab/>
+      </w:r>
+      <w:r>
+        <w:rPr>
+          <w:rFonts w:hint="default" w:asciiTheme="majorBidi" w:hAnsiTheme="majorBidi" w:cstheme="majorBidi"/>
+          <w:lang w:val="en-US"/>
+        </w:rPr>
         <w:t>= yy`x`z+x`yzz`</w:t>
       </w:r>
     </w:p>
@@ -10981,6 +11059,12 @@
           <w:lang w:val="en-US"/>
         </w:rPr>
         <w:tab/>
+      </w:r>
+      <w:r>
+        <w:rPr>
+          <w:rFonts w:hint="default" w:asciiTheme="majorBidi" w:hAnsiTheme="majorBidi" w:cstheme="majorBidi"/>
+          <w:lang w:val="en-US"/>
+        </w:rPr>
         <w:t>= 0.x`z+x`y.0</w:t>
       </w:r>
     </w:p>
@@ -10999,6 +11083,12 @@
           <w:lang w:val="en-US"/>
         </w:rPr>
         <w:tab/>
+      </w:r>
+      <w:r>
+        <w:rPr>
+          <w:rFonts w:hint="default" w:asciiTheme="majorBidi" w:hAnsiTheme="majorBidi" w:cstheme="majorBidi"/>
+          <w:lang w:val="en-US"/>
+        </w:rPr>
         <w:t>= 0+0</w:t>
       </w:r>
     </w:p>
@@ -11017,6 +11107,12 @@
           <w:lang w:val="en-US"/>
         </w:rPr>
         <w:tab/>
+      </w:r>
+      <w:r>
+        <w:rPr>
+          <w:rFonts w:hint="default" w:asciiTheme="majorBidi" w:hAnsiTheme="majorBidi" w:cstheme="majorBidi"/>
+          <w:lang w:val="en-US"/>
+        </w:rPr>
         <w:t>= 0</w:t>
       </w:r>
     </w:p>
@@ -11069,6 +11165,12 @@
           <w:lang w:val="en-US"/>
         </w:rPr>
         <w:tab/>
+      </w:r>
+      <w:r>
+        <w:rPr>
+          <w:rFonts w:hint="default" w:asciiTheme="majorBidi" w:hAnsiTheme="majorBidi" w:cstheme="majorBidi"/>
+          <w:lang w:val="en-US"/>
+        </w:rPr>
         <w:t>= x+yz+x`(y`+z`)</w:t>
       </w:r>
     </w:p>
@@ -11087,6 +11189,12 @@
           <w:lang w:val="en-US"/>
         </w:rPr>
         <w:tab/>
+      </w:r>
+      <w:r>
+        <w:rPr>
+          <w:rFonts w:hint="default" w:asciiTheme="majorBidi" w:hAnsiTheme="majorBidi" w:cstheme="majorBidi"/>
+          <w:lang w:val="en-US"/>
+        </w:rPr>
         <w:t>= x+yz+x`.(yz)`</w:t>
       </w:r>
     </w:p>
@@ -11105,6 +11213,12 @@
           <w:lang w:val="en-US"/>
         </w:rPr>
         <w:tab/>
+      </w:r>
+      <w:r>
+        <w:rPr>
+          <w:rFonts w:hint="default" w:asciiTheme="majorBidi" w:hAnsiTheme="majorBidi" w:cstheme="majorBidi"/>
+          <w:lang w:val="en-US"/>
+        </w:rPr>
         <w:t>= x+yz+(x+yz)`</w:t>
       </w:r>
     </w:p>
@@ -11123,6 +11237,12 @@
           <w:lang w:val="en-US"/>
         </w:rPr>
         <w:tab/>
+      </w:r>
+      <w:r>
+        <w:rPr>
+          <w:rFonts w:hint="default" w:asciiTheme="majorBidi" w:hAnsiTheme="majorBidi" w:cstheme="majorBidi"/>
+          <w:lang w:val="en-US"/>
+        </w:rPr>
         <w:t>= (x+yz)+(x+yz)`</w:t>
       </w:r>
     </w:p>
@@ -11141,10 +11261,14 @@
           <w:lang w:val="en-US"/>
         </w:rPr>
         <w:tab/>
+      </w:r>
+      <w:r>
+        <w:rPr>
+          <w:rFonts w:hint="default" w:asciiTheme="majorBidi" w:hAnsiTheme="majorBidi" w:cstheme="majorBidi"/>
+          <w:lang w:val="en-US"/>
+        </w:rPr>
         <w:t>= 1</w:t>
       </w:r>
-      <w:bookmarkStart w:id="0" w:name="_GoBack"/>
-      <w:bookmarkEnd w:id="0"/>
     </w:p>
     <w:p>
       <w:pPr>
